--- a/docs/build/report.docx
+++ b/docs/build/report.docx
@@ -46,6 +46,28 @@
           <w:b/>
           <w:bCs/>
         </w:rPr>
+        <w:t xml:space="preserve">«University Name — Faculty of Engineering»</w:t>
+      </w:r>
+      <w:r>
+        <w:t xml:space="preserve"> </w:t>
+      </w:r>
+      <w:r>
+        <w:rPr>
+          <w:b/>
+          <w:bCs/>
+        </w:rPr>
+        <w:t xml:space="preserve">«Department / Program»</w:t>
+      </w:r>
+    </w:p>
+    <w:p>
+      <w:pPr>
+        <w:pStyle w:val="BodyText"/>
+      </w:pPr>
+      <w:r>
+        <w:rPr>
+          <w:b/>
+          <w:bCs/>
+        </w:rPr>
         <w:t xml:space="preserve">Research seminar report</w:t>
       </w:r>
     </w:p>
@@ -54,7 +76,7 @@
         <w:pStyle w:val="BodyText"/>
       </w:pPr>
       <w:r>
-        <w:t xml:space="preserve">Authors:</w:t>
+        <w:t xml:space="preserve">Students:</w:t>
       </w:r>
       <w:r>
         <w:t xml:space="preserve"> </w:t>
@@ -78,6 +100,38 @@
           <w:bCs/>
         </w:rPr>
         <w:t xml:space="preserve">Mohammad Zein Qabbani</w:t>
+      </w:r>
+      <w:r>
+        <w:t xml:space="preserve"> </w:t>
+      </w:r>
+      <w:r>
+        <w:t xml:space="preserve">Supervisor:</w:t>
+      </w:r>
+      <w:r>
+        <w:t xml:space="preserve"> </w:t>
+      </w:r>
+      <w:r>
+        <w:rPr>
+          <w:b/>
+          <w:bCs/>
+        </w:rPr>
+        <w:t xml:space="preserve">«Dr. Supervisor Name»</w:t>
+      </w:r>
+      <w:r>
+        <w:t xml:space="preserve"> </w:t>
+      </w:r>
+      <w:r>
+        <w:t xml:space="preserve">Academic year:</w:t>
+      </w:r>
+      <w:r>
+        <w:t xml:space="preserve"> </w:t>
+      </w:r>
+      <w:r>
+        <w:rPr>
+          <w:b/>
+          <w:bCs/>
+        </w:rPr>
+        <w:t xml:space="preserve">«2025–2026»</w:t>
       </w:r>
     </w:p>
     <w:p>

--- a/docs/build/report.docx
+++ b/docs/build/report.docx
@@ -28,7 +28,7 @@
         </w:p>
       </w:sdtContent>
     </w:sdt>
-    <w:bookmarkStart w:id="72" w:name="X2e876d127984e23c0f4fbe58dee4c3ad9621d81"/>
+    <w:bookmarkStart w:id="76" w:name="X2e876d127984e23c0f4fbe58dee4c3ad9621d81"/>
     <w:p>
       <w:pPr>
         <w:pStyle w:val="Heading1"/>
@@ -6569,7 +6569,7 @@
     </w:p>
     <w:bookmarkEnd w:id="51"/>
     <w:bookmarkEnd w:id="52"/>
-    <w:bookmarkStart w:id="60" w:name="improvement-experiments"/>
+    <w:bookmarkStart w:id="64" w:name="improvement-experiments"/>
     <w:p>
       <w:pPr>
         <w:pStyle w:val="Heading2"/>
@@ -7636,13 +7636,322 @@
       </w:r>
     </w:p>
     <w:bookmarkEnd w:id="58"/>
-    <w:bookmarkStart w:id="59" w:name="overfitting-controls"/>
+    <w:bookmarkStart w:id="62" w:name="effect-of-network-depth-number-of-layers"/>
     <w:p>
       <w:pPr>
         <w:pStyle w:val="Heading3"/>
       </w:pPr>
       <w:r>
-        <w:t xml:space="preserve">9.4 Overfitting controls</w:t>
+        <w:t xml:space="preserve">9.4 Effect of network depth (number of layers)</w:t>
+      </w:r>
+    </w:p>
+    <w:tbl>
+      <w:tblPr>
+        <w:tblStyle w:val="Table"/>
+        <w:tblW w:type="auto" w:w="0"/>
+        <w:tblLook w:firstRow="1" w:lastRow="0" w:firstColumn="0" w:lastColumn="0" w:noHBand="0" w:noVBand="0" w:val="0020"/>
+      </w:tblPr>
+      <w:tblGrid>
+        <w:gridCol w:w="1980"/>
+        <w:gridCol w:w="1980"/>
+        <w:gridCol w:w="1980"/>
+        <w:gridCol w:w="1980"/>
+      </w:tblGrid>
+      <w:tr>
+        <w:trPr>
+          <w:tblHeader w:val="on"/>
+        </w:trPr>
+        <w:tc>
+          <w:tcPr/>
+          <w:p>
+            <w:pPr>
+              <w:pStyle w:val="Compact"/>
+            </w:pPr>
+            <w:r>
+              <w:t xml:space="preserve">Channel</w:t>
+            </w:r>
+          </w:p>
+        </w:tc>
+        <w:tc>
+          <w:tcPr/>
+          <w:p>
+            <w:pPr>
+              <w:pStyle w:val="Compact"/>
+            </w:pPr>
+            <w:r>
+              <w:t xml:space="preserve">2 blocks</w:t>
+            </w:r>
+          </w:p>
+        </w:tc>
+        <w:tc>
+          <w:tcPr/>
+          <w:p>
+            <w:pPr>
+              <w:pStyle w:val="Compact"/>
+            </w:pPr>
+            <w:r>
+              <w:t xml:space="preserve">3 blocks</w:t>
+            </w:r>
+          </w:p>
+        </w:tc>
+        <w:tc>
+          <w:tcPr/>
+          <w:p>
+            <w:pPr>
+              <w:pStyle w:val="Compact"/>
+            </w:pPr>
+            <w:r>
+              <w:t xml:space="preserve">4 blocks</w:t>
+            </w:r>
+          </w:p>
+        </w:tc>
+      </w:tr>
+      <w:tr>
+        <w:tc>
+          <w:tcPr/>
+          <w:p>
+            <w:pPr>
+              <w:pStyle w:val="Compact"/>
+            </w:pPr>
+            <w:r>
+              <w:t xml:space="preserve">current (balanced acc)</w:t>
+            </w:r>
+          </w:p>
+        </w:tc>
+        <w:tc>
+          <w:tcPr/>
+          <w:p>
+            <w:pPr>
+              <w:pStyle w:val="Compact"/>
+            </w:pPr>
+            <w:r>
+              <w:t xml:space="preserve">0.71</w:t>
+            </w:r>
+          </w:p>
+        </w:tc>
+        <w:tc>
+          <w:tcPr/>
+          <w:p>
+            <w:pPr>
+              <w:pStyle w:val="Compact"/>
+            </w:pPr>
+            <w:r>
+              <w:t xml:space="preserve">0.70</w:t>
+            </w:r>
+          </w:p>
+        </w:tc>
+        <w:tc>
+          <w:tcPr/>
+          <w:p>
+            <w:pPr>
+              <w:pStyle w:val="Compact"/>
+            </w:pPr>
+            <w:r>
+              <w:t xml:space="preserve">0.69</w:t>
+            </w:r>
+          </w:p>
+        </w:tc>
+      </w:tr>
+      <w:tr>
+        <w:tc>
+          <w:tcPr/>
+          <w:p>
+            <w:pPr>
+              <w:pStyle w:val="Compact"/>
+            </w:pPr>
+            <w:r>
+              <w:t xml:space="preserve">vibration (balanced acc)</w:t>
+            </w:r>
+          </w:p>
+        </w:tc>
+        <w:tc>
+          <w:tcPr/>
+          <w:p>
+            <w:pPr>
+              <w:pStyle w:val="Compact"/>
+            </w:pPr>
+            <w:r>
+              <w:t xml:space="preserve">1.00</w:t>
+            </w:r>
+          </w:p>
+        </w:tc>
+        <w:tc>
+          <w:tcPr/>
+          <w:p>
+            <w:pPr>
+              <w:pStyle w:val="Compact"/>
+            </w:pPr>
+            <w:r>
+              <w:t xml:space="preserve">1.00</w:t>
+            </w:r>
+          </w:p>
+        </w:tc>
+        <w:tc>
+          <w:tcPr/>
+          <w:p>
+            <w:pPr>
+              <w:pStyle w:val="Compact"/>
+            </w:pPr>
+            <w:r>
+              <w:t xml:space="preserve">1.00</w:t>
+            </w:r>
+          </w:p>
+        </w:tc>
+      </w:tr>
+    </w:tbl>
+    <w:p>
+      <w:pPr>
+        <w:pStyle w:val="CaptionedFigure"/>
+      </w:pPr>
+      <w:r>
+        <w:drawing>
+          <wp:inline>
+            <wp:extent cx="5334000" cy="3556000"/>
+            <wp:effectExtent b="0" l="0" r="0" t="0"/>
+            <wp:docPr descr="Depth ablation" title="" id="60" name="Picture"/>
+            <a:graphic>
+              <a:graphicData uri="http://schemas.openxmlformats.org/drawingml/2006/picture">
+                <pic:pic>
+                  <pic:nvPicPr>
+                    <pic:cNvPr descr="../../results/depth_ablation.png" id="61" name="Picture"/>
+                    <pic:cNvPicPr>
+                      <a:picLocks noChangeArrowheads="1" noChangeAspect="1"/>
+                    </pic:cNvPicPr>
+                  </pic:nvPicPr>
+                  <pic:blipFill>
+                    <a:blip r:embed="rId59"/>
+                    <a:stretch>
+                      <a:fillRect/>
+                    </a:stretch>
+                  </pic:blipFill>
+                  <pic:spPr bwMode="auto">
+                    <a:xfrm>
+                      <a:off x="0" y="0"/>
+                      <a:ext cx="5334000" cy="3556000"/>
+                    </a:xfrm>
+                    <a:prstGeom prst="rect">
+                      <a:avLst/>
+                    </a:prstGeom>
+                    <a:noFill/>
+                    <a:ln w="9525">
+                      <a:noFill/>
+                      <a:headEnd/>
+                      <a:tailEnd/>
+                    </a:ln>
+                  </pic:spPr>
+                </pic:pic>
+              </a:graphicData>
+            </a:graphic>
+          </wp:inline>
+        </w:drawing>
+      </w:r>
+    </w:p>
+    <w:p>
+      <w:pPr>
+        <w:pStyle w:val="ImageCaption"/>
+      </w:pPr>
+      <w:r>
+        <w:t xml:space="preserve">Depth ablation</w:t>
+      </w:r>
+    </w:p>
+    <w:p>
+      <w:pPr>
+        <w:pStyle w:val="BodyText"/>
+      </w:pPr>
+      <w:r>
+        <w:rPr>
+          <w:i/>
+          <w:iCs/>
+        </w:rPr>
+        <w:t xml:space="preserve">Figure 9.2 — Effect of the number of convolution blocks.</w:t>
+      </w:r>
+      <w:r>
+        <w:t xml:space="preserve"> </w:t>
+      </w:r>
+      <w:r>
+        <w:t xml:space="preserve">Depth barely changes</w:t>
+      </w:r>
+      <w:r>
+        <w:t xml:space="preserve"> </w:t>
+      </w:r>
+      <w:r>
+        <w:t xml:space="preserve">the result: current stays ~0.69–0.71 (its limit is signal quality, not capacity),</w:t>
+      </w:r>
+      <w:r>
+        <w:t xml:space="preserve"> </w:t>
+      </w:r>
+      <w:r>
+        <w:t xml:space="preserve">vibration is perfect at every depth. Note that</w:t>
+      </w:r>
+      <w:r>
+        <w:t xml:space="preserve"> </w:t>
+      </w:r>
+      <w:r>
+        <w:rPr>
+          <w:i/>
+          <w:iCs/>
+        </w:rPr>
+        <w:t xml:space="preserve">fewer</w:t>
+      </w:r>
+      <w:r>
+        <w:t xml:space="preserve"> </w:t>
+      </w:r>
+      <w:r>
+        <w:t xml:space="preserve">blocks means</w:t>
+      </w:r>
+      <w:r>
+        <w:t xml:space="preserve"> </w:t>
+      </w:r>
+      <w:r>
+        <w:rPr>
+          <w:i/>
+          <w:iCs/>
+        </w:rPr>
+        <w:t xml:space="preserve">more</w:t>
+      </w:r>
+      <w:r>
+        <w:t xml:space="preserve"> </w:t>
+      </w:r>
+      <w:r>
+        <w:t xml:space="preserve">parameters (less pooling → larger flattened map): 2-block ≈ 23.9M, 3-block ≈</w:t>
+      </w:r>
+      <w:r>
+        <w:t xml:space="preserve"> </w:t>
+      </w:r>
+      <w:r>
+        <w:t xml:space="preserve">11.2M, 4-block ≈ 5.1M.</w:t>
+      </w:r>
+      <w:r>
+        <w:t xml:space="preserve"> </w:t>
+      </w:r>
+      <w:r>
+        <w:rPr>
+          <w:b/>
+          <w:bCs/>
+        </w:rPr>
+        <w:t xml:space="preserve">Three blocks</w:t>
+      </w:r>
+      <w:r>
+        <w:t xml:space="preserve"> </w:t>
+      </w:r>
+      <w:r>
+        <w:t xml:space="preserve">is the chosen default — near-best accuracy</w:t>
+      </w:r>
+      <w:r>
+        <w:t xml:space="preserve"> </w:t>
+      </w:r>
+      <w:r>
+        <w:t xml:space="preserve">with a moderate parameter count and less overfitting risk than a deeper network.</w:t>
+      </w:r>
+    </w:p>
+    <w:bookmarkEnd w:id="62"/>
+    <w:bookmarkStart w:id="63" w:name="overfitting-controls"/>
+    <w:p>
+      <w:pPr>
+        <w:pStyle w:val="Heading3"/>
+      </w:pPr>
+      <w:r>
+        <w:t xml:space="preserve">9.5 Overfitting controls</w:t>
       </w:r>
     </w:p>
     <w:p>
@@ -7684,9 +7993,9 @@
         </w:pict>
       </w:r>
     </w:p>
-    <w:bookmarkEnd w:id="59"/>
-    <w:bookmarkEnd w:id="60"/>
-    <w:bookmarkStart w:id="64" w:name="conclusions-and-future-work"/>
+    <w:bookmarkEnd w:id="63"/>
+    <w:bookmarkEnd w:id="64"/>
+    <w:bookmarkStart w:id="68" w:name="conclusions-and-future-work"/>
     <w:p>
       <w:pPr>
         <w:pStyle w:val="Heading2"/>
@@ -7695,7 +8004,7 @@
         <w:t xml:space="preserve">10. Conclusions and Future Work</w:t>
       </w:r>
     </w:p>
-    <w:bookmarkStart w:id="61" w:name="conclusions"/>
+    <w:bookmarkStart w:id="65" w:name="conclusions"/>
     <w:p>
       <w:pPr>
         <w:pStyle w:val="Heading3"/>
@@ -7861,8 +8170,8 @@
         <w:t xml:space="preserve">available for other researchers to reproduce and extend.</w:t>
       </w:r>
     </w:p>
-    <w:bookmarkEnd w:id="61"/>
-    <w:bookmarkStart w:id="62" w:name="limitations"/>
+    <w:bookmarkEnd w:id="65"/>
+    <w:bookmarkStart w:id="66" w:name="limitations"/>
     <w:p>
       <w:pPr>
         <w:pStyle w:val="Heading3"/>
@@ -7897,8 +8206,8 @@
         <w:t xml:space="preserve">strictly controlled.</w:t>
       </w:r>
     </w:p>
-    <w:bookmarkEnd w:id="62"/>
-    <w:bookmarkStart w:id="63" w:name="future-work"/>
+    <w:bookmarkEnd w:id="66"/>
+    <w:bookmarkStart w:id="67" w:name="future-work"/>
     <w:p>
       <w:pPr>
         <w:pStyle w:val="Heading3"/>
@@ -8054,9 +8363,9 @@
         </w:pict>
       </w:r>
     </w:p>
-    <w:bookmarkEnd w:id="63"/>
-    <w:bookmarkEnd w:id="64"/>
-    <w:bookmarkStart w:id="65" w:name="references"/>
+    <w:bookmarkEnd w:id="67"/>
+    <w:bookmarkEnd w:id="68"/>
+    <w:bookmarkStart w:id="69" w:name="references"/>
     <w:p>
       <w:pPr>
         <w:pStyle w:val="Heading2"/>
@@ -8462,8 +8771,8 @@
         </w:pict>
       </w:r>
     </w:p>
-    <w:bookmarkEnd w:id="65"/>
-    <w:bookmarkStart w:id="66" w:name="appendix-a-reproducing-the-results"/>
+    <w:bookmarkEnd w:id="69"/>
+    <w:bookmarkStart w:id="70" w:name="appendix-a-reproducing-the-results"/>
     <w:p>
       <w:pPr>
         <w:pStyle w:val="Heading2"/>
@@ -8774,8 +9083,8 @@
         <w:t xml:space="preserve"> demo</w:t>
       </w:r>
     </w:p>
-    <w:bookmarkEnd w:id="66"/>
-    <w:bookmarkStart w:id="67" w:name="appendix-b-key-configuration-config.yaml"/>
+    <w:bookmarkEnd w:id="70"/>
+    <w:bookmarkStart w:id="71" w:name="appendix-b-key-configuration-config.yaml"/>
     <w:p>
       <w:pPr>
         <w:pStyle w:val="Heading2"/>
@@ -9262,8 +9571,8 @@
         </w:tc>
       </w:tr>
     </w:tbl>
-    <w:bookmarkEnd w:id="67"/>
-    <w:bookmarkStart w:id="68" w:name="appendix-c-repository-layout"/>
+    <w:bookmarkEnd w:id="71"/>
+    <w:bookmarkStart w:id="72" w:name="appendix-c-repository-layout"/>
     <w:p>
       <w:pPr>
         <w:pStyle w:val="Heading2"/>
@@ -9355,8 +9664,8 @@
         <w:t xml:space="preserve">config.yaml    all parameters · Makefile  targets · CITATION.cff</w:t>
       </w:r>
     </w:p>
-    <w:bookmarkEnd w:id="68"/>
-    <w:bookmarkStart w:id="69" w:name="X2af2d1b3e88c13f2c45454cabc21ec5fd4e11a8"/>
+    <w:bookmarkEnd w:id="72"/>
+    <w:bookmarkStart w:id="73" w:name="X2af2d1b3e88c13f2c45454cabc21ec5fd4e11a8"/>
     <w:p>
       <w:pPr>
         <w:pStyle w:val="Heading2"/>
@@ -9397,8 +9706,8 @@
         <w:t xml:space="preserve">truth linking every signal window to its scalogram, label and split.</w:t>
       </w:r>
     </w:p>
-    <w:bookmarkEnd w:id="69"/>
-    <w:bookmarkStart w:id="70" w:name="appendix-e-test-inventory-38-tests"/>
+    <w:bookmarkEnd w:id="73"/>
+    <w:bookmarkStart w:id="74" w:name="appendix-e-test-inventory-38-tests"/>
     <w:p>
       <w:pPr>
         <w:pStyle w:val="Heading2"/>
@@ -9445,8 +9754,8 @@
         <w:t xml:space="preserve">-dependent tests skip cleanly when TF is absent.</w:t>
       </w:r>
     </w:p>
-    <w:bookmarkEnd w:id="70"/>
-    <w:bookmarkStart w:id="71" w:name="appendix-f-dataset-audit"/>
+    <w:bookmarkEnd w:id="74"/>
+    <w:bookmarkStart w:id="75" w:name="appendix-f-dataset-audit"/>
     <w:p>
       <w:pPr>
         <w:pStyle w:val="Heading2"/>
@@ -9842,8 +10151,8 @@
         <w:t xml:space="preserve">.</w:t>
       </w:r>
     </w:p>
-    <w:bookmarkEnd w:id="71"/>
-    <w:bookmarkEnd w:id="72"/>
+    <w:bookmarkEnd w:id="75"/>
+    <w:bookmarkEnd w:id="76"/>
     <w:sectPr>
       <w:footnotePr>
         <w:numRestart w:val="eachSect"/>

--- a/docs/build/report.docx
+++ b/docs/build/report.docx
@@ -139,6 +139,65 @@
         <w:pict>
           <v:rect style="width:0;height:1.5pt" o:hralign="center" o:hrstd="t" o:hr="t"/>
         </w:pict>
+      </w:r>
+    </w:p>
+    <w:p>
+      <w:pPr>
+        <w:pStyle w:val="BlockText"/>
+      </w:pPr>
+      <w:r>
+        <w:rPr>
+          <w:b/>
+          <w:bCs/>
+        </w:rPr>
+        <w:t xml:space="preserve">Companion chapter — read first.</w:t>
+      </w:r>
+      <w:r>
+        <w:t xml:space="preserve"> </w:t>
+      </w:r>
+      <w:r>
+        <w:t xml:space="preserve">The electrical-machines and control</w:t>
+      </w:r>
+      <w:r>
+        <w:t xml:space="preserve"> </w:t>
+      </w:r>
+      <w:r>
+        <w:t xml:space="preserve">-engineering background (PMSM construction &amp; operation, the FOC drive, each fault</w:t>
+      </w:r>
+      <w:r>
+        <w:t xml:space="preserve"> </w:t>
+      </w:r>
+      <w:r>
+        <w:t xml:space="preserve">with its causes, traditional vs automated detection, the proposed method’s</w:t>
+      </w:r>
+      <w:r>
+        <w:t xml:space="preserve"> </w:t>
+      </w:r>
+      <w:r>
+        <w:t xml:space="preserve">improvements, and a PMSM-vs-PMDC/BLDC/induction comparison) is in</w:t>
+      </w:r>
+      <w:r>
+        <w:t xml:space="preserve"> </w:t>
+      </w:r>
+      <w:r>
+        <w:rPr>
+          <w:rStyle w:val="VerbatimChar"/>
+          <w:b/>
+          <w:bCs/>
+        </w:rPr>
+        <w:t xml:space="preserve">engineering-background.pdf</w:t>
+      </w:r>
+      <w:r>
+        <w:t xml:space="preserve"> </w:t>
+      </w:r>
+      <w:r>
+        <w:t xml:space="preserve">with supporting diagrams. This report focuses on</w:t>
+      </w:r>
+      <w:r>
+        <w:t xml:space="preserve"> </w:t>
+      </w:r>
+      <w:r>
+        <w:t xml:space="preserve">the signal-processing and CNN pipeline.</w:t>
       </w:r>
     </w:p>
     <w:bookmarkStart w:id="9" w:name="abstract"/>

--- a/docs/build/report.docx
+++ b/docs/build/report.docx
@@ -46,17 +46,17 @@
           <w:b/>
           <w:bCs/>
         </w:rPr>
-        <w:t xml:space="preserve">«University Name — Faculty of Engineering»</w:t>
-      </w:r>
-      <w:r>
-        <w:t xml:space="preserve"> </w:t>
-      </w:r>
-      <w:r>
-        <w:rPr>
-          <w:b/>
-          <w:bCs/>
-        </w:rPr>
-        <w:t xml:space="preserve">«Department / Program»</w:t>
+        <w:t xml:space="preserve">Aleppo University — Faculty of Electrical &amp; Electronic Engineering</w:t>
+      </w:r>
+      <w:r>
+        <w:t xml:space="preserve"> </w:t>
+      </w:r>
+      <w:r>
+        <w:rPr>
+          <w:b/>
+          <w:bCs/>
+        </w:rPr>
+        <w:t xml:space="preserve">Department of Mechatronics Engineering</w:t>
       </w:r>
     </w:p>
     <w:p>
@@ -115,23 +115,23 @@
           <w:b/>
           <w:bCs/>
         </w:rPr>
-        <w:t xml:space="preserve">«Dr. Supervisor Name»</w:t>
-      </w:r>
-      <w:r>
-        <w:t xml:space="preserve"> </w:t>
-      </w:r>
-      <w:r>
-        <w:t xml:space="preserve">Academic year:</w:t>
-      </w:r>
-      <w:r>
-        <w:t xml:space="preserve"> </w:t>
-      </w:r>
-      <w:r>
-        <w:rPr>
-          <w:b/>
-          <w:bCs/>
-        </w:rPr>
-        <w:t xml:space="preserve">«2025–2026»</w:t>
+        <w:t xml:space="preserve">Eng. Saad Almoustafa</w:t>
+      </w:r>
+      <w:r>
+        <w:t xml:space="preserve"> </w:t>
+      </w:r>
+      <w:r>
+        <w:t xml:space="preserve">Year:</w:t>
+      </w:r>
+      <w:r>
+        <w:t xml:space="preserve"> </w:t>
+      </w:r>
+      <w:r>
+        <w:rPr>
+          <w:b/>
+          <w:bCs/>
+        </w:rPr>
+        <w:t xml:space="preserve">Fourth Year</w:t>
       </w:r>
     </w:p>
     <w:p>

--- a/docs/build/report.docx
+++ b/docs/build/report.docx
@@ -28,7 +28,7 @@
         </w:p>
       </w:sdtContent>
     </w:sdt>
-    <w:bookmarkStart w:id="76" w:name="X2e876d127984e23c0f4fbe58dee4c3ad9621d81"/>
+    <w:bookmarkStart w:id="80" w:name="X2e876d127984e23c0f4fbe58dee4c3ad9621d81"/>
     <w:p>
       <w:pPr>
         <w:pStyle w:val="Heading1"/>
@@ -6628,7 +6628,7 @@
     </w:p>
     <w:bookmarkEnd w:id="51"/>
     <w:bookmarkEnd w:id="52"/>
-    <w:bookmarkStart w:id="64" w:name="improvement-experiments"/>
+    <w:bookmarkStart w:id="68" w:name="improvement-experiments"/>
     <w:p>
       <w:pPr>
         <w:pStyle w:val="Heading2"/>
@@ -8004,13 +8004,414 @@
       </w:r>
     </w:p>
     <w:bookmarkEnd w:id="62"/>
-    <w:bookmarkStart w:id="63" w:name="overfitting-controls"/>
+    <w:bookmarkStart w:id="66" w:name="X1545b97f402930ba44f3de8e00e9e2da5359932"/>
     <w:p>
       <w:pPr>
         <w:pStyle w:val="Heading3"/>
       </w:pPr>
       <w:r>
-        <w:t xml:space="preserve">9.5 Overfitting controls</w:t>
+        <w:t xml:space="preserve">9.5 Effect of model architecture (enhancing the CNN)</w:t>
+      </w:r>
+    </w:p>
+    <w:p>
+      <w:pPr>
+        <w:pStyle w:val="FirstParagraph"/>
+      </w:pPr>
+      <w:r>
+        <w:t xml:space="preserve">Three architectures, balanced data, 224 px:</w:t>
+      </w:r>
+      <w:r>
+        <w:t xml:space="preserve"> </w:t>
+      </w:r>
+      <w:r>
+        <w:rPr>
+          <w:b/>
+          <w:bCs/>
+        </w:rPr>
+        <w:t xml:space="preserve">baseline</w:t>
+      </w:r>
+      <w:r>
+        <w:t xml:space="preserve"> </w:t>
+      </w:r>
+      <w:r>
+        <w:t xml:space="preserve">(from-scratch 3-block CNN),</w:t>
+      </w:r>
+      <w:r>
+        <w:t xml:space="preserve"> </w:t>
+      </w:r>
+      <w:r>
+        <w:rPr>
+          <w:b/>
+          <w:bCs/>
+        </w:rPr>
+        <w:t xml:space="preserve">modern</w:t>
+      </w:r>
+      <w:r>
+        <w:t xml:space="preserve"> </w:t>
+      </w:r>
+      <w:r>
+        <w:t xml:space="preserve">(Conv-BatchNorm-ReLU + global average pooling + LR scheduling), and</w:t>
+      </w:r>
+      <w:r>
+        <w:t xml:space="preserve"> </w:t>
+      </w:r>
+      <w:r>
+        <w:rPr>
+          <w:b/>
+          <w:bCs/>
+        </w:rPr>
+        <w:t xml:space="preserve">transfer</w:t>
+      </w:r>
+      <w:r>
+        <w:t xml:space="preserve"> </w:t>
+      </w:r>
+      <w:r>
+        <w:t xml:space="preserve">(frozen pretrained MobileNetV2 + small head).</w:t>
+      </w:r>
+    </w:p>
+    <w:tbl>
+      <w:tblPr>
+        <w:tblStyle w:val="Table"/>
+        <w:tblW w:type="auto" w:w="0"/>
+        <w:tblLook w:firstRow="1" w:lastRow="0" w:firstColumn="0" w:lastColumn="0" w:noHBand="0" w:noVBand="0" w:val="0020"/>
+      </w:tblPr>
+      <w:tblGrid>
+        <w:gridCol w:w="1980"/>
+        <w:gridCol w:w="1980"/>
+        <w:gridCol w:w="1980"/>
+        <w:gridCol w:w="1980"/>
+      </w:tblGrid>
+      <w:tr>
+        <w:trPr>
+          <w:tblHeader w:val="on"/>
+        </w:trPr>
+        <w:tc>
+          <w:tcPr/>
+          <w:p>
+            <w:pPr>
+              <w:pStyle w:val="Compact"/>
+            </w:pPr>
+            <w:r>
+              <w:t xml:space="preserve">Channel</w:t>
+            </w:r>
+          </w:p>
+        </w:tc>
+        <w:tc>
+          <w:tcPr/>
+          <w:p>
+            <w:pPr>
+              <w:pStyle w:val="Compact"/>
+            </w:pPr>
+            <w:r>
+              <w:t xml:space="preserve">baseline</w:t>
+            </w:r>
+          </w:p>
+        </w:tc>
+        <w:tc>
+          <w:tcPr/>
+          <w:p>
+            <w:pPr>
+              <w:pStyle w:val="Compact"/>
+            </w:pPr>
+            <w:r>
+              <w:t xml:space="preserve">modern</w:t>
+            </w:r>
+          </w:p>
+        </w:tc>
+        <w:tc>
+          <w:tcPr/>
+          <w:p>
+            <w:pPr>
+              <w:pStyle w:val="Compact"/>
+            </w:pPr>
+            <w:r>
+              <w:t xml:space="preserve">transfer</w:t>
+            </w:r>
+          </w:p>
+        </w:tc>
+      </w:tr>
+      <w:tr>
+        <w:tc>
+          <w:tcPr/>
+          <w:p>
+            <w:pPr>
+              <w:pStyle w:val="Compact"/>
+            </w:pPr>
+            <w:r>
+              <w:t xml:space="preserve">current (balanced acc)</w:t>
+            </w:r>
+          </w:p>
+        </w:tc>
+        <w:tc>
+          <w:tcPr/>
+          <w:p>
+            <w:pPr>
+              <w:pStyle w:val="Compact"/>
+            </w:pPr>
+            <w:r>
+              <w:t xml:space="preserve">0.70</w:t>
+            </w:r>
+          </w:p>
+        </w:tc>
+        <w:tc>
+          <w:tcPr/>
+          <w:p>
+            <w:pPr>
+              <w:pStyle w:val="Compact"/>
+            </w:pPr>
+            <w:r>
+              <w:t xml:space="preserve">0.50</w:t>
+            </w:r>
+          </w:p>
+        </w:tc>
+        <w:tc>
+          <w:tcPr/>
+          <w:p>
+            <w:pPr>
+              <w:pStyle w:val="Compact"/>
+            </w:pPr>
+            <w:r>
+              <w:rPr>
+                <w:b/>
+                <w:bCs/>
+              </w:rPr>
+              <w:t xml:space="preserve">0.89</w:t>
+            </w:r>
+          </w:p>
+        </w:tc>
+      </w:tr>
+      <w:tr>
+        <w:tc>
+          <w:tcPr/>
+          <w:p>
+            <w:pPr>
+              <w:pStyle w:val="Compact"/>
+            </w:pPr>
+            <w:r>
+              <w:t xml:space="preserve">vibration (balanced acc)</w:t>
+            </w:r>
+          </w:p>
+        </w:tc>
+        <w:tc>
+          <w:tcPr/>
+          <w:p>
+            <w:pPr>
+              <w:pStyle w:val="Compact"/>
+            </w:pPr>
+            <w:r>
+              <w:t xml:space="preserve">1.00</w:t>
+            </w:r>
+          </w:p>
+        </w:tc>
+        <w:tc>
+          <w:tcPr/>
+          <w:p>
+            <w:pPr>
+              <w:pStyle w:val="Compact"/>
+            </w:pPr>
+            <w:r>
+              <w:t xml:space="preserve">0.59</w:t>
+            </w:r>
+          </w:p>
+        </w:tc>
+        <w:tc>
+          <w:tcPr/>
+          <w:p>
+            <w:pPr>
+              <w:pStyle w:val="Compact"/>
+            </w:pPr>
+            <w:r>
+              <w:t xml:space="preserve">1.00</w:t>
+            </w:r>
+          </w:p>
+        </w:tc>
+      </w:tr>
+    </w:tbl>
+    <w:p>
+      <w:pPr>
+        <w:pStyle w:val="CaptionedFigure"/>
+      </w:pPr>
+      <w:r>
+        <w:drawing>
+          <wp:inline>
+            <wp:extent cx="5334000" cy="3282461"/>
+            <wp:effectExtent b="0" l="0" r="0" t="0"/>
+            <wp:docPr descr="Architecture ablation" title="" id="64" name="Picture"/>
+            <a:graphic>
+              <a:graphicData uri="http://schemas.openxmlformats.org/drawingml/2006/picture">
+                <pic:pic>
+                  <pic:nvPicPr>
+                    <pic:cNvPr descr="../../results/architecture_ablation.png" id="65" name="Picture"/>
+                    <pic:cNvPicPr>
+                      <a:picLocks noChangeArrowheads="1" noChangeAspect="1"/>
+                    </pic:cNvPicPr>
+                  </pic:nvPicPr>
+                  <pic:blipFill>
+                    <a:blip r:embed="rId63"/>
+                    <a:stretch>
+                      <a:fillRect/>
+                    </a:stretch>
+                  </pic:blipFill>
+                  <pic:spPr bwMode="auto">
+                    <a:xfrm>
+                      <a:off x="0" y="0"/>
+                      <a:ext cx="5334000" cy="3282461"/>
+                    </a:xfrm>
+                    <a:prstGeom prst="rect">
+                      <a:avLst/>
+                    </a:prstGeom>
+                    <a:noFill/>
+                    <a:ln w="9525">
+                      <a:noFill/>
+                      <a:headEnd/>
+                      <a:tailEnd/>
+                    </a:ln>
+                  </pic:spPr>
+                </pic:pic>
+              </a:graphicData>
+            </a:graphic>
+          </wp:inline>
+        </w:drawing>
+      </w:r>
+    </w:p>
+    <w:p>
+      <w:pPr>
+        <w:pStyle w:val="ImageCaption"/>
+      </w:pPr>
+      <w:r>
+        <w:t xml:space="preserve">Architecture ablation</w:t>
+      </w:r>
+    </w:p>
+    <w:p>
+      <w:pPr>
+        <w:pStyle w:val="BodyText"/>
+      </w:pPr>
+      <w:r>
+        <w:rPr>
+          <w:i/>
+          <w:iCs/>
+        </w:rPr>
+        <w:t xml:space="preserve">Figure 9.3 — Architecture comparison.</w:t>
+      </w:r>
+      <w:r>
+        <w:t xml:space="preserve"> </w:t>
+      </w:r>
+      <w:r>
+        <w:rPr>
+          <w:b/>
+          <w:bCs/>
+        </w:rPr>
+        <w:t xml:space="preserve">Transfer learning (MobileNetV2) is the</w:t>
+      </w:r>
+      <w:r>
+        <w:rPr>
+          <w:b/>
+          <w:bCs/>
+        </w:rPr>
+        <w:t xml:space="preserve"> </w:t>
+      </w:r>
+      <w:r>
+        <w:rPr>
+          <w:b/>
+          <w:bCs/>
+        </w:rPr>
+        <w:t xml:space="preserve">clean, effective enhancement</w:t>
+      </w:r>
+      <w:r>
+        <w:t xml:space="preserve">: it raises the weak current channel from 0.70 to</w:t>
+      </w:r>
+      <w:r>
+        <w:t xml:space="preserve"> </w:t>
+      </w:r>
+      <w:r>
+        <w:rPr>
+          <w:b/>
+          <w:bCs/>
+        </w:rPr>
+        <w:t xml:space="preserve">0.89</w:t>
+      </w:r>
+      <w:r>
+        <w:t xml:space="preserve"> </w:t>
+      </w:r>
+      <w:r>
+        <w:t xml:space="preserve">(inter-turn recall 0.40 → 0.77) and keeps vibration at 1.00 — pretrained</w:t>
+      </w:r>
+      <w:r>
+        <w:t xml:space="preserve"> </w:t>
+      </w:r>
+      <w:r>
+        <w:t xml:space="preserve">ImageNet features transfer well to scalograms despite not being natural images. The</w:t>
+      </w:r>
+      <w:r>
+        <w:t xml:space="preserve"> </w:t>
+      </w:r>
+      <w:r>
+        <w:t xml:space="preserve">from-scratch</w:t>
+      </w:r>
+      <w:r>
+        <w:t xml:space="preserve"> </w:t>
+      </w:r>
+      <w:r>
+        <w:rPr>
+          <w:i/>
+          <w:iCs/>
+        </w:rPr>
+        <w:t xml:space="preserve">modern</w:t>
+      </w:r>
+      <w:r>
+        <w:t xml:space="preserve"> </w:t>
+      </w:r>
+      <w:r>
+        <w:t xml:space="preserve">variant collapsed on this small dataset (BatchNorm needs</w:t>
+      </w:r>
+      <w:r>
+        <w:t xml:space="preserve"> </w:t>
+      </w:r>
+      <w:r>
+        <w:t xml:space="preserve">larger batches), confirming that with scarce data pretrained features beat fancier</w:t>
+      </w:r>
+      <w:r>
+        <w:t xml:space="preserve"> </w:t>
+      </w:r>
+      <w:r>
+        <w:t xml:space="preserve">training. Train it with</w:t>
+      </w:r>
+      <w:r>
+        <w:t xml:space="preserve"> </w:t>
+      </w:r>
+      <w:r>
+        <w:rPr>
+          <w:rStyle w:val="VerbatimChar"/>
+        </w:rPr>
+        <w:t xml:space="preserve">make train SIGNAL=current ARCH=transfer</w:t>
+      </w:r>
+      <w:r>
+        <w:t xml:space="preserve"> </w:t>
+      </w:r>
+      <w:r>
+        <w:t xml:space="preserve">(or</w:t>
+      </w:r>
+      <w:r>
+        <w:t xml:space="preserve"> </w:t>
+      </w:r>
+      <w:r>
+        <w:rPr>
+          <w:rStyle w:val="VerbatimChar"/>
+        </w:rPr>
+        <w:t xml:space="preserve">--arch transfer</w:t>
+      </w:r>
+      <w:r>
+        <w:t xml:space="preserve">).</w:t>
+      </w:r>
+    </w:p>
+    <w:bookmarkEnd w:id="66"/>
+    <w:bookmarkStart w:id="67" w:name="overfitting-controls"/>
+    <w:p>
+      <w:pPr>
+        <w:pStyle w:val="Heading3"/>
+      </w:pPr>
+      <w:r>
+        <w:t xml:space="preserve">9.6 Overfitting controls</w:t>
       </w:r>
     </w:p>
     <w:p>
@@ -8052,9 +8453,9 @@
         </w:pict>
       </w:r>
     </w:p>
-    <w:bookmarkEnd w:id="63"/>
-    <w:bookmarkEnd w:id="64"/>
-    <w:bookmarkStart w:id="68" w:name="conclusions-and-future-work"/>
+    <w:bookmarkEnd w:id="67"/>
+    <w:bookmarkEnd w:id="68"/>
+    <w:bookmarkStart w:id="72" w:name="conclusions-and-future-work"/>
     <w:p>
       <w:pPr>
         <w:pStyle w:val="Heading2"/>
@@ -8063,7 +8464,7 @@
         <w:t xml:space="preserve">10. Conclusions and Future Work</w:t>
       </w:r>
     </w:p>
-    <w:bookmarkStart w:id="65" w:name="conclusions"/>
+    <w:bookmarkStart w:id="69" w:name="conclusions"/>
     <w:p>
       <w:pPr>
         <w:pStyle w:val="Heading3"/>
@@ -8229,8 +8630,8 @@
         <w:t xml:space="preserve">available for other researchers to reproduce and extend.</w:t>
       </w:r>
     </w:p>
-    <w:bookmarkEnd w:id="65"/>
-    <w:bookmarkStart w:id="66" w:name="limitations"/>
+    <w:bookmarkEnd w:id="69"/>
+    <w:bookmarkStart w:id="70" w:name="limitations"/>
     <w:p>
       <w:pPr>
         <w:pStyle w:val="Heading3"/>
@@ -8265,8 +8666,8 @@
         <w:t xml:space="preserve">strictly controlled.</w:t>
       </w:r>
     </w:p>
-    <w:bookmarkEnd w:id="66"/>
-    <w:bookmarkStart w:id="67" w:name="future-work"/>
+    <w:bookmarkEnd w:id="70"/>
+    <w:bookmarkStart w:id="71" w:name="future-work"/>
     <w:p>
       <w:pPr>
         <w:pStyle w:val="Heading3"/>
@@ -8422,9 +8823,9 @@
         </w:pict>
       </w:r>
     </w:p>
-    <w:bookmarkEnd w:id="67"/>
-    <w:bookmarkEnd w:id="68"/>
-    <w:bookmarkStart w:id="69" w:name="references"/>
+    <w:bookmarkEnd w:id="71"/>
+    <w:bookmarkEnd w:id="72"/>
+    <w:bookmarkStart w:id="73" w:name="references"/>
     <w:p>
       <w:pPr>
         <w:pStyle w:val="Heading2"/>
@@ -8830,8 +9231,8 @@
         </w:pict>
       </w:r>
     </w:p>
-    <w:bookmarkEnd w:id="69"/>
-    <w:bookmarkStart w:id="70" w:name="appendix-a-reproducing-the-results"/>
+    <w:bookmarkEnd w:id="73"/>
+    <w:bookmarkStart w:id="74" w:name="appendix-a-reproducing-the-results"/>
     <w:p>
       <w:pPr>
         <w:pStyle w:val="Heading2"/>
@@ -9142,8 +9543,8 @@
         <w:t xml:space="preserve"> demo</w:t>
       </w:r>
     </w:p>
-    <w:bookmarkEnd w:id="70"/>
-    <w:bookmarkStart w:id="71" w:name="appendix-b-key-configuration-config.yaml"/>
+    <w:bookmarkEnd w:id="74"/>
+    <w:bookmarkStart w:id="75" w:name="appendix-b-key-configuration-config.yaml"/>
     <w:p>
       <w:pPr>
         <w:pStyle w:val="Heading2"/>
@@ -9630,8 +10031,8 @@
         </w:tc>
       </w:tr>
     </w:tbl>
-    <w:bookmarkEnd w:id="71"/>
-    <w:bookmarkStart w:id="72" w:name="appendix-c-repository-layout"/>
+    <w:bookmarkEnd w:id="75"/>
+    <w:bookmarkStart w:id="76" w:name="appendix-c-repository-layout"/>
     <w:p>
       <w:pPr>
         <w:pStyle w:val="Heading2"/>
@@ -9723,8 +10124,8 @@
         <w:t xml:space="preserve">config.yaml    all parameters · Makefile  targets · CITATION.cff</w:t>
       </w:r>
     </w:p>
-    <w:bookmarkEnd w:id="72"/>
-    <w:bookmarkStart w:id="73" w:name="X2af2d1b3e88c13f2c45454cabc21ec5fd4e11a8"/>
+    <w:bookmarkEnd w:id="76"/>
+    <w:bookmarkStart w:id="77" w:name="X2af2d1b3e88c13f2c45454cabc21ec5fd4e11a8"/>
     <w:p>
       <w:pPr>
         <w:pStyle w:val="Heading2"/>
@@ -9765,8 +10166,8 @@
         <w:t xml:space="preserve">truth linking every signal window to its scalogram, label and split.</w:t>
       </w:r>
     </w:p>
-    <w:bookmarkEnd w:id="73"/>
-    <w:bookmarkStart w:id="74" w:name="appendix-e-test-inventory-38-tests"/>
+    <w:bookmarkEnd w:id="77"/>
+    <w:bookmarkStart w:id="78" w:name="appendix-e-test-inventory-38-tests"/>
     <w:p>
       <w:pPr>
         <w:pStyle w:val="Heading2"/>
@@ -9813,8 +10214,8 @@
         <w:t xml:space="preserve">-dependent tests skip cleanly when TF is absent.</w:t>
       </w:r>
     </w:p>
-    <w:bookmarkEnd w:id="74"/>
-    <w:bookmarkStart w:id="75" w:name="appendix-f-dataset-audit"/>
+    <w:bookmarkEnd w:id="78"/>
+    <w:bookmarkStart w:id="79" w:name="appendix-f-dataset-audit"/>
     <w:p>
       <w:pPr>
         <w:pStyle w:val="Heading2"/>
@@ -10210,8 +10611,8 @@
         <w:t xml:space="preserve">.</w:t>
       </w:r>
     </w:p>
-    <w:bookmarkEnd w:id="75"/>
-    <w:bookmarkEnd w:id="76"/>
+    <w:bookmarkEnd w:id="79"/>
+    <w:bookmarkEnd w:id="80"/>
     <w:sectPr>
       <w:footnotePr>
         <w:numRestart w:val="eachSect"/>

--- a/docs/build/report.docx
+++ b/docs/build/report.docx
@@ -28,7 +28,7 @@
         </w:p>
       </w:sdtContent>
     </w:sdt>
-    <w:bookmarkStart w:id="80" w:name="X2e876d127984e23c0f4fbe58dee4c3ad9621d81"/>
+    <w:bookmarkStart w:id="84" w:name="X2e876d127984e23c0f4fbe58dee4c3ad9621d81"/>
     <w:p>
       <w:pPr>
         <w:pStyle w:val="Heading1"/>
@@ -6628,7 +6628,7 @@
     </w:p>
     <w:bookmarkEnd w:id="51"/>
     <w:bookmarkEnd w:id="52"/>
-    <w:bookmarkStart w:id="68" w:name="improvement-experiments"/>
+    <w:bookmarkStart w:id="72" w:name="improvement-experiments"/>
     <w:p>
       <w:pPr>
         <w:pStyle w:val="Heading2"/>
@@ -8405,13 +8405,467 @@
       </w:r>
     </w:p>
     <w:bookmarkEnd w:id="66"/>
-    <w:bookmarkStart w:id="67" w:name="overfitting-controls"/>
+    <w:bookmarkStart w:id="70" w:name="X7df4530f8713905d9822232635866ac50306f1f"/>
     <w:p>
       <w:pPr>
         <w:pStyle w:val="Heading3"/>
       </w:pPr>
       <w:r>
-        <w:t xml:space="preserve">9.6 Overfitting controls</w:t>
+        <w:t xml:space="preserve">9.6 Can generated data help? (synthetic pre-training &amp; augmentation)</w:t>
+      </w:r>
+    </w:p>
+    <w:p>
+      <w:pPr>
+        <w:pStyle w:val="FirstParagraph"/>
+      </w:pPr>
+      <w:r>
+        <w:t xml:space="preserve">We tested whether</w:t>
+      </w:r>
+      <w:r>
+        <w:t xml:space="preserve"> </w:t>
+      </w:r>
+      <w:r>
+        <w:rPr>
+          <w:i/>
+          <w:iCs/>
+        </w:rPr>
+        <w:t xml:space="preserve">generating</w:t>
+      </w:r>
+      <w:r>
+        <w:t xml:space="preserve"> </w:t>
+      </w:r>
+      <w:r>
+        <w:t xml:space="preserve">data lifts the weak current channel, on the real</w:t>
+      </w:r>
+      <w:r>
+        <w:t xml:space="preserve"> </w:t>
+      </w:r>
+      <w:r>
+        <w:t xml:space="preserve">held-out current test set:</w:t>
+      </w:r>
+    </w:p>
+    <w:tbl>
+      <w:tblPr>
+        <w:tblStyle w:val="Table"/>
+        <w:tblW w:type="auto" w:w="0"/>
+        <w:tblLook w:firstRow="1" w:lastRow="0" w:firstColumn="0" w:lastColumn="0" w:noHBand="0" w:noVBand="0" w:val="0020"/>
+      </w:tblPr>
+      <w:tblGrid>
+        <w:gridCol w:w="1980"/>
+        <w:gridCol w:w="1980"/>
+        <w:gridCol w:w="1980"/>
+        <w:gridCol w:w="1980"/>
+      </w:tblGrid>
+      <w:tr>
+        <w:trPr>
+          <w:tblHeader w:val="on"/>
+        </w:trPr>
+        <w:tc>
+          <w:tcPr/>
+          <w:p>
+            <w:pPr>
+              <w:pStyle w:val="Compact"/>
+            </w:pPr>
+            <w:r>
+              <w:t xml:space="preserve">Strategy</w:t>
+            </w:r>
+          </w:p>
+        </w:tc>
+        <w:tc>
+          <w:tcPr/>
+          <w:p>
+            <w:pPr>
+              <w:pStyle w:val="Compact"/>
+            </w:pPr>
+            <w:r>
+              <w:t xml:space="preserve">balanced acc</w:t>
+            </w:r>
+          </w:p>
+        </w:tc>
+        <w:tc>
+          <w:tcPr/>
+          <w:p>
+            <w:pPr>
+              <w:pStyle w:val="Compact"/>
+            </w:pPr>
+            <w:r>
+              <w:t xml:space="preserve">healthy recall</w:t>
+            </w:r>
+          </w:p>
+        </w:tc>
+        <w:tc>
+          <w:tcPr/>
+          <w:p>
+            <w:pPr>
+              <w:pStyle w:val="Compact"/>
+            </w:pPr>
+            <w:r>
+              <w:t xml:space="preserve">inter-turn recall</w:t>
+            </w:r>
+          </w:p>
+        </w:tc>
+      </w:tr>
+      <w:tr>
+        <w:tc>
+          <w:tcPr/>
+          <w:p>
+            <w:pPr>
+              <w:pStyle w:val="Compact"/>
+            </w:pPr>
+            <w:r>
+              <w:t xml:space="preserve">baseline</w:t>
+            </w:r>
+          </w:p>
+        </w:tc>
+        <w:tc>
+          <w:tcPr/>
+          <w:p>
+            <w:pPr>
+              <w:pStyle w:val="Compact"/>
+            </w:pPr>
+            <w:r>
+              <w:t xml:space="preserve">0.70</w:t>
+            </w:r>
+          </w:p>
+        </w:tc>
+        <w:tc>
+          <w:tcPr/>
+          <w:p>
+            <w:pPr>
+              <w:pStyle w:val="Compact"/>
+            </w:pPr>
+            <w:r>
+              <w:t xml:space="preserve">1.00</w:t>
+            </w:r>
+          </w:p>
+        </w:tc>
+        <w:tc>
+          <w:tcPr/>
+          <w:p>
+            <w:pPr>
+              <w:pStyle w:val="Compact"/>
+            </w:pPr>
+            <w:r>
+              <w:t xml:space="preserve">0.40</w:t>
+            </w:r>
+          </w:p>
+        </w:tc>
+      </w:tr>
+      <w:tr>
+        <w:tc>
+          <w:tcPr/>
+          <w:p>
+            <w:pPr>
+              <w:pStyle w:val="Compact"/>
+            </w:pPr>
+            <w:r>
+              <w:t xml:space="preserve">+ SpecAugment</w:t>
+            </w:r>
+          </w:p>
+        </w:tc>
+        <w:tc>
+          <w:tcPr/>
+          <w:p>
+            <w:pPr>
+              <w:pStyle w:val="Compact"/>
+            </w:pPr>
+            <w:r>
+              <w:t xml:space="preserve">0.71</w:t>
+            </w:r>
+          </w:p>
+        </w:tc>
+        <w:tc>
+          <w:tcPr/>
+          <w:p>
+            <w:pPr>
+              <w:pStyle w:val="Compact"/>
+            </w:pPr>
+            <w:r>
+              <w:t xml:space="preserve">1.00</w:t>
+            </w:r>
+          </w:p>
+        </w:tc>
+        <w:tc>
+          <w:tcPr/>
+          <w:p>
+            <w:pPr>
+              <w:pStyle w:val="Compact"/>
+            </w:pPr>
+            <w:r>
+              <w:t xml:space="preserve">0.42</w:t>
+            </w:r>
+          </w:p>
+        </w:tc>
+      </w:tr>
+      <w:tr>
+        <w:tc>
+          <w:tcPr/>
+          <w:p>
+            <w:pPr>
+              <w:pStyle w:val="Compact"/>
+            </w:pPr>
+            <w:r>
+              <w:t xml:space="preserve">synthetic pre-train → real fine-tune</w:t>
+            </w:r>
+          </w:p>
+        </w:tc>
+        <w:tc>
+          <w:tcPr/>
+          <w:p>
+            <w:pPr>
+              <w:pStyle w:val="Compact"/>
+            </w:pPr>
+            <w:r>
+              <w:rPr>
+                <w:b/>
+                <w:bCs/>
+              </w:rPr>
+              <w:t xml:space="preserve">0.35</w:t>
+            </w:r>
+          </w:p>
+        </w:tc>
+        <w:tc>
+          <w:tcPr/>
+          <w:p>
+            <w:pPr>
+              <w:pStyle w:val="Compact"/>
+            </w:pPr>
+            <w:r>
+              <w:t xml:space="preserve">0.00</w:t>
+            </w:r>
+          </w:p>
+        </w:tc>
+        <w:tc>
+          <w:tcPr/>
+          <w:p>
+            <w:pPr>
+              <w:pStyle w:val="Compact"/>
+            </w:pPr>
+            <w:r>
+              <w:t xml:space="preserve">0.71</w:t>
+            </w:r>
+          </w:p>
+        </w:tc>
+      </w:tr>
+    </w:tbl>
+    <w:p>
+      <w:pPr>
+        <w:pStyle w:val="CaptionedFigure"/>
+      </w:pPr>
+      <w:r>
+        <w:drawing>
+          <wp:inline>
+            <wp:extent cx="5334000" cy="3556000"/>
+            <wp:effectExtent b="0" l="0" r="0" t="0"/>
+            <wp:docPr descr="Generated-data strategies" title="" id="68" name="Picture"/>
+            <a:graphic>
+              <a:graphicData uri="http://schemas.openxmlformats.org/drawingml/2006/picture">
+                <pic:pic>
+                  <pic:nvPicPr>
+                    <pic:cNvPr descr="../../results/transfer_experiment.png" id="69" name="Picture"/>
+                    <pic:cNvPicPr>
+                      <a:picLocks noChangeArrowheads="1" noChangeAspect="1"/>
+                    </pic:cNvPicPr>
+                  </pic:nvPicPr>
+                  <pic:blipFill>
+                    <a:blip r:embed="rId67"/>
+                    <a:stretch>
+                      <a:fillRect/>
+                    </a:stretch>
+                  </pic:blipFill>
+                  <pic:spPr bwMode="auto">
+                    <a:xfrm>
+                      <a:off x="0" y="0"/>
+                      <a:ext cx="5334000" cy="3556000"/>
+                    </a:xfrm>
+                    <a:prstGeom prst="rect">
+                      <a:avLst/>
+                    </a:prstGeom>
+                    <a:noFill/>
+                    <a:ln w="9525">
+                      <a:noFill/>
+                      <a:headEnd/>
+                      <a:tailEnd/>
+                    </a:ln>
+                  </pic:spPr>
+                </pic:pic>
+              </a:graphicData>
+            </a:graphic>
+          </wp:inline>
+        </w:drawing>
+      </w:r>
+    </w:p>
+    <w:p>
+      <w:pPr>
+        <w:pStyle w:val="ImageCaption"/>
+      </w:pPr>
+      <w:r>
+        <w:t xml:space="preserve">Generated-data strategies</w:t>
+      </w:r>
+    </w:p>
+    <w:p>
+      <w:pPr>
+        <w:pStyle w:val="BodyText"/>
+      </w:pPr>
+      <w:r>
+        <w:rPr>
+          <w:i/>
+          <w:iCs/>
+        </w:rPr>
+        <w:t xml:space="preserve">Figure 9.4 — Generated-data strategies on the real current channel.</w:t>
+      </w:r>
+      <w:r>
+        <w:t xml:space="preserve"> </w:t>
+      </w:r>
+      <w:r>
+        <w:t xml:space="preserve">The result is</w:t>
+      </w:r>
+      <w:r>
+        <w:t xml:space="preserve"> </w:t>
+      </w:r>
+      <w:r>
+        <w:t xml:space="preserve">an honest negative: augmentation gave a negligible gain and</w:t>
+      </w:r>
+      <w:r>
+        <w:t xml:space="preserve"> </w:t>
+      </w:r>
+      <w:r>
+        <w:rPr>
+          <w:b/>
+          <w:bCs/>
+        </w:rPr>
+        <w:t xml:space="preserve">pre-training on our</w:t>
+      </w:r>
+      <w:r>
+        <w:rPr>
+          <w:b/>
+          <w:bCs/>
+        </w:rPr>
+        <w:t xml:space="preserve"> </w:t>
+      </w:r>
+      <w:r>
+        <w:rPr>
+          <w:b/>
+          <w:bCs/>
+        </w:rPr>
+        <w:t xml:space="preserve">rich synthetic dataset hurt</w:t>
+      </w:r>
+      <w:r>
+        <w:t xml:space="preserve"> </w:t>
+      </w:r>
+      <w:r>
+        <w:t xml:space="preserve">(0.70 → 0.35) — a</w:t>
+      </w:r>
+      <w:r>
+        <w:t xml:space="preserve"> </w:t>
+      </w:r>
+      <w:r>
+        <w:rPr>
+          <w:b/>
+          <w:bCs/>
+        </w:rPr>
+        <w:t xml:space="preserve">domain gap</w:t>
+      </w:r>
+      <w:r>
+        <w:t xml:space="preserve">, because the</w:t>
+      </w:r>
+      <w:r>
+        <w:t xml:space="preserve"> </w:t>
+      </w:r>
+      <w:r>
+        <w:t xml:space="preserve">synthetic</w:t>
+      </w:r>
+      <w:r>
+        <w:t xml:space="preserve"> </w:t>
+      </w:r>
+      <w:r>
+        <w:t xml:space="preserve">“healthy”</w:t>
+      </w:r>
+      <w:r>
+        <w:t xml:space="preserve"> </w:t>
+      </w:r>
+      <w:r>
+        <w:t xml:space="preserve">signal is a stylised model whose statistics the small real set</w:t>
+      </w:r>
+      <w:r>
+        <w:t xml:space="preserve"> </w:t>
+      </w:r>
+      <w:r>
+        <w:t xml:space="preserve">cannot correct. This contrasts with ImageNet transfer (§9.5, 0.89):</w:t>
+      </w:r>
+      <w:r>
+        <w:t xml:space="preserve"> </w:t>
+      </w:r>
+      <w:r>
+        <w:rPr>
+          <w:i/>
+          <w:iCs/>
+        </w:rPr>
+        <w:t xml:space="preserve">generic</w:t>
+      </w:r>
+      <w:r>
+        <w:rPr>
+          <w:i/>
+          <w:iCs/>
+        </w:rPr>
+        <w:t xml:space="preserve"> </w:t>
+      </w:r>
+      <w:r>
+        <w:rPr>
+          <w:i/>
+          <w:iCs/>
+        </w:rPr>
+        <w:t xml:space="preserve">real-world</w:t>
+      </w:r>
+      <w:r>
+        <w:t xml:space="preserve"> </w:t>
+      </w:r>
+      <w:r>
+        <w:t xml:space="preserve">features transfer; a narrow hand-built simulator does not. Conclusion:</w:t>
+      </w:r>
+      <w:r>
+        <w:t xml:space="preserve"> </w:t>
+      </w:r>
+      <w:r>
+        <w:t xml:space="preserve">synthetic data is valuable for software validation and the Demagnetization/Overload</w:t>
+      </w:r>
+      <w:r>
+        <w:t xml:space="preserve"> </w:t>
+      </w:r>
+      <w:r>
+        <w:t xml:space="preserve">classes,</w:t>
+      </w:r>
+      <w:r>
+        <w:t xml:space="preserve"> </w:t>
+      </w:r>
+      <w:r>
+        <w:rPr>
+          <w:b/>
+          <w:bCs/>
+        </w:rPr>
+        <w:t xml:space="preserve">but cannot substitute for real-recording diversity</w:t>
+      </w:r>
+      <w:r>
+        <w:t xml:space="preserve"> </w:t>
+      </w:r>
+      <w:r>
+        <w:t xml:space="preserve">— the true lever</w:t>
+      </w:r>
+      <w:r>
+        <w:t xml:space="preserve"> </w:t>
+      </w:r>
+      <w:r>
+        <w:t xml:space="preserve">(see §8.4).</w:t>
+      </w:r>
+    </w:p>
+    <w:bookmarkEnd w:id="70"/>
+    <w:bookmarkStart w:id="71" w:name="overfitting-controls"/>
+    <w:p>
+      <w:pPr>
+        <w:pStyle w:val="Heading3"/>
+      </w:pPr>
+      <w:r>
+        <w:t xml:space="preserve">9.7 Overfitting controls</w:t>
       </w:r>
     </w:p>
     <w:p>
@@ -8453,9 +8907,9 @@
         </w:pict>
       </w:r>
     </w:p>
-    <w:bookmarkEnd w:id="67"/>
-    <w:bookmarkEnd w:id="68"/>
-    <w:bookmarkStart w:id="72" w:name="conclusions-and-future-work"/>
+    <w:bookmarkEnd w:id="71"/>
+    <w:bookmarkEnd w:id="72"/>
+    <w:bookmarkStart w:id="76" w:name="conclusions-and-future-work"/>
     <w:p>
       <w:pPr>
         <w:pStyle w:val="Heading2"/>
@@ -8464,7 +8918,7 @@
         <w:t xml:space="preserve">10. Conclusions and Future Work</w:t>
       </w:r>
     </w:p>
-    <w:bookmarkStart w:id="69" w:name="conclusions"/>
+    <w:bookmarkStart w:id="73" w:name="conclusions"/>
     <w:p>
       <w:pPr>
         <w:pStyle w:val="Heading3"/>
@@ -8630,8 +9084,8 @@
         <w:t xml:space="preserve">available for other researchers to reproduce and extend.</w:t>
       </w:r>
     </w:p>
-    <w:bookmarkEnd w:id="69"/>
-    <w:bookmarkStart w:id="70" w:name="limitations"/>
+    <w:bookmarkEnd w:id="73"/>
+    <w:bookmarkStart w:id="74" w:name="limitations"/>
     <w:p>
       <w:pPr>
         <w:pStyle w:val="Heading3"/>
@@ -8666,8 +9120,8 @@
         <w:t xml:space="preserve">strictly controlled.</w:t>
       </w:r>
     </w:p>
-    <w:bookmarkEnd w:id="70"/>
-    <w:bookmarkStart w:id="71" w:name="future-work"/>
+    <w:bookmarkEnd w:id="74"/>
+    <w:bookmarkStart w:id="75" w:name="future-work"/>
     <w:p>
       <w:pPr>
         <w:pStyle w:val="Heading3"/>
@@ -8823,9 +9277,9 @@
         </w:pict>
       </w:r>
     </w:p>
-    <w:bookmarkEnd w:id="71"/>
-    <w:bookmarkEnd w:id="72"/>
-    <w:bookmarkStart w:id="73" w:name="references"/>
+    <w:bookmarkEnd w:id="75"/>
+    <w:bookmarkEnd w:id="76"/>
+    <w:bookmarkStart w:id="77" w:name="references"/>
     <w:p>
       <w:pPr>
         <w:pStyle w:val="Heading2"/>
@@ -9231,8 +9685,8 @@
         </w:pict>
       </w:r>
     </w:p>
-    <w:bookmarkEnd w:id="73"/>
-    <w:bookmarkStart w:id="74" w:name="appendix-a-reproducing-the-results"/>
+    <w:bookmarkEnd w:id="77"/>
+    <w:bookmarkStart w:id="78" w:name="appendix-a-reproducing-the-results"/>
     <w:p>
       <w:pPr>
         <w:pStyle w:val="Heading2"/>
@@ -9543,8 +9997,8 @@
         <w:t xml:space="preserve"> demo</w:t>
       </w:r>
     </w:p>
-    <w:bookmarkEnd w:id="74"/>
-    <w:bookmarkStart w:id="75" w:name="appendix-b-key-configuration-config.yaml"/>
+    <w:bookmarkEnd w:id="78"/>
+    <w:bookmarkStart w:id="79" w:name="appendix-b-key-configuration-config.yaml"/>
     <w:p>
       <w:pPr>
         <w:pStyle w:val="Heading2"/>
@@ -10031,8 +10485,8 @@
         </w:tc>
       </w:tr>
     </w:tbl>
-    <w:bookmarkEnd w:id="75"/>
-    <w:bookmarkStart w:id="76" w:name="appendix-c-repository-layout"/>
+    <w:bookmarkEnd w:id="79"/>
+    <w:bookmarkStart w:id="80" w:name="appendix-c-repository-layout"/>
     <w:p>
       <w:pPr>
         <w:pStyle w:val="Heading2"/>
@@ -10124,8 +10578,8 @@
         <w:t xml:space="preserve">config.yaml    all parameters · Makefile  targets · CITATION.cff</w:t>
       </w:r>
     </w:p>
-    <w:bookmarkEnd w:id="76"/>
-    <w:bookmarkStart w:id="77" w:name="X2af2d1b3e88c13f2c45454cabc21ec5fd4e11a8"/>
+    <w:bookmarkEnd w:id="80"/>
+    <w:bookmarkStart w:id="81" w:name="X2af2d1b3e88c13f2c45454cabc21ec5fd4e11a8"/>
     <w:p>
       <w:pPr>
         <w:pStyle w:val="Heading2"/>
@@ -10166,8 +10620,8 @@
         <w:t xml:space="preserve">truth linking every signal window to its scalogram, label and split.</w:t>
       </w:r>
     </w:p>
-    <w:bookmarkEnd w:id="77"/>
-    <w:bookmarkStart w:id="78" w:name="appendix-e-test-inventory-38-tests"/>
+    <w:bookmarkEnd w:id="81"/>
+    <w:bookmarkStart w:id="82" w:name="appendix-e-test-inventory-38-tests"/>
     <w:p>
       <w:pPr>
         <w:pStyle w:val="Heading2"/>
@@ -10214,8 +10668,8 @@
         <w:t xml:space="preserve">-dependent tests skip cleanly when TF is absent.</w:t>
       </w:r>
     </w:p>
-    <w:bookmarkEnd w:id="78"/>
-    <w:bookmarkStart w:id="79" w:name="appendix-f-dataset-audit"/>
+    <w:bookmarkEnd w:id="82"/>
+    <w:bookmarkStart w:id="83" w:name="appendix-f-dataset-audit"/>
     <w:p>
       <w:pPr>
         <w:pStyle w:val="Heading2"/>
@@ -10611,8 +11065,8 @@
         <w:t xml:space="preserve">.</w:t>
       </w:r>
     </w:p>
-    <w:bookmarkEnd w:id="79"/>
-    <w:bookmarkEnd w:id="80"/>
+    <w:bookmarkEnd w:id="83"/>
+    <w:bookmarkEnd w:id="84"/>
     <w:sectPr>
       <w:footnotePr>
         <w:numRestart w:val="eachSect"/>
